--- a/AiMl/unit_1.docx
+++ b/AiMl/unit_1.docx
@@ -2405,7 +2405,20 @@
           <w:lang w:eastAsia="en-IN" w:bidi="ar-SA"/>
           <w14:ligatures w14:val="none"/>
         </w:rPr>
-        <w:t xml:space="preserve"> Refers to knowing the actual, deterministic outcome of an action in advance. Omniscience is physically impossible in non-deterministic environments; rationality focuses on optimal decision-making under uncertainty rather than absolute perfection.</w:t>
+        <w:t xml:space="preserve"> Refers to knowing the actual, deterministic outcome of an action in advance. Omniscience is physically impossible in non-deterministic </w:t>
+      </w:r>
+      <w:r>
+        <w:rPr>
+          <w:rFonts w:ascii="Arial" w:eastAsia="Times New Roman" w:hAnsi="Arial" w:cs="Arial"/>
+          <w:color w:val="1F1F1F"/>
+          <w:kern w:val="0"/>
+          <w:sz w:val="24"/>
+          <w:szCs w:val="24"/>
+          <w:lang w:eastAsia="en-IN" w:bidi="ar-SA"/>
+          <w14:ligatures w14:val="none"/>
+        </w:rPr>
+        <w:lastRenderedPageBreak/>
+        <w:t>environments; rationality focuses on optimal decision-making under uncertainty rather than absolute perfection.</w:t>
       </w:r>
     </w:p>
     <w:p>
@@ -4238,6 +4251,7 @@
                 <w:lang w:eastAsia="en-IN" w:bidi="ar-SA"/>
                 <w14:ligatures w14:val="none"/>
               </w:rPr>
+              <w:lastRenderedPageBreak/>
               <w:t>Dynamics</w:t>
             </w:r>
           </w:p>
@@ -5603,6 +5617,7 @@
           <w:lang w:eastAsia="en-IN" w:bidi="ar-SA"/>
           <w14:ligatures w14:val="none"/>
         </w:rPr>
+        <w:lastRenderedPageBreak/>
         <w:t>Mechanism:</w:t>
       </w:r>
       <w:r>
@@ -11360,10 +11375,7 @@
         <w:pStyle w:val="Heading1"/>
       </w:pPr>
       <w:r>
-        <w:t>3.</w:t>
-      </w:r>
-      <w:r>
-        <w:t xml:space="preserve">Problem Structuring, Classification &amp; </w:t>
+        <w:t xml:space="preserve">3.Problem Structuring, Classification &amp; </w:t>
       </w:r>
       <w:proofErr w:type="spellStart"/>
       <w:r>
@@ -11618,6 +11630,7 @@
           <w:lang w:eastAsia="en-IN" w:bidi="ar-SA"/>
           <w14:ligatures w14:val="none"/>
         </w:rPr>
+        <w:lastRenderedPageBreak/>
         <w:t>Incorrect</w:t>
       </w:r>
       <w:r>
@@ -14888,6 +14901,7 @@
           <w:lang w:eastAsia="en-IN" w:bidi="ar-SA"/>
           <w14:ligatures w14:val="none"/>
         </w:rPr>
+        <w:lastRenderedPageBreak/>
         <w:t>Goal Test:</w:t>
       </w:r>
       <w:r>
@@ -15407,7 +15421,6 @@
           <w:lang w:eastAsia="en-IN" w:bidi="ar-SA"/>
           <w14:ligatures w14:val="none"/>
         </w:rPr>
-        <w:lastRenderedPageBreak/>
         <w:t>Concrete Visual Example: The 8-Puzzle</w:t>
       </w:r>
     </w:p>
@@ -16615,21 +16628,8 @@
           <w:lang w:eastAsia="en-IN" w:bidi="ar-SA"/>
           <w14:ligatures w14:val="none"/>
         </w:rPr>
-        <w:t xml:space="preserve">         </w:t>
-      </w:r>
-      <w:proofErr w:type="spellStart"/>
-      <w:r>
-        <w:rPr>
-          <w:rFonts w:ascii="Arial" w:eastAsia="Times New Roman" w:hAnsi="Arial" w:cs="Arial"/>
-          <w:kern w:val="0"/>
-          <w:sz w:val="20"/>
-          <w:szCs w:val="20"/>
-          <w:lang w:eastAsia="en-IN" w:bidi="ar-SA"/>
-          <w14:ligatures w14:val="none"/>
-        </w:rPr>
-        <w:t>v</w:t>
-      </w:r>
-      <w:proofErr w:type="spellEnd"/>
+        <w:t xml:space="preserve">         v</w:t>
+      </w:r>
     </w:p>
     <w:p>
       <w:pPr>
@@ -17073,6 +17073,7 @@
           <w:lang w:eastAsia="en-IN" w:bidi="ar-SA"/>
           <w14:ligatures w14:val="none"/>
         </w:rPr>
+        <w:lastRenderedPageBreak/>
         <w:t xml:space="preserve">            [ State </w:t>
       </w:r>
       <w:proofErr w:type="gramStart"/>
@@ -18172,6 +18173,7 @@
           <w:lang w:eastAsia="en-IN" w:bidi="ar-SA"/>
           <w14:ligatures w14:val="none"/>
         </w:rPr>
+        <w:lastRenderedPageBreak/>
         <w:t>Best Algorithms</w:t>
       </w:r>
       <w:r>
@@ -20459,7 +20461,6 @@
           <w:lang w:eastAsia="en-IN" w:bidi="ar-SA"/>
           <w14:ligatures w14:val="none"/>
         </w:rPr>
-        <w:lastRenderedPageBreak/>
         <w:t>3. Action Step Properties &amp; Recoverability</w:t>
       </w:r>
     </w:p>
@@ -24276,6 +24277,7 @@
           <w:lang w:eastAsia="en-IN" w:bidi="ar-SA"/>
           <w14:ligatures w14:val="none"/>
         </w:rPr>
+        <w:lastRenderedPageBreak/>
         <w:t xml:space="preserve">Module 5: Neural </w:t>
       </w:r>
       <w:proofErr w:type="gramStart"/>
@@ -25740,6 +25742,7 @@
           <w:lang w:eastAsia="en-IN" w:bidi="ar-SA"/>
           <w14:ligatures w14:val="none"/>
         </w:rPr>
+        <w:lastRenderedPageBreak/>
         <w:t xml:space="preserve">  </w:t>
       </w:r>
       <w:r>
@@ -26908,6 +26911,7 @@
           <w:b/>
           <w:bCs/>
         </w:rPr>
+        <w:lastRenderedPageBreak/>
         <w:t>Path Cost:</w:t>
       </w:r>
       <w:r>
@@ -29300,6 +29304,7 @@
           <w:b/>
           <w:bCs/>
         </w:rPr>
+        <w:lastRenderedPageBreak/>
         <w:t>📊</w:t>
       </w:r>
       <w:r>
@@ -29318,19 +29323,23 @@
     <w:tbl>
       <w:tblPr>
         <w:tblStyle w:val="TableGrid"/>
-        <w:tblW w:w="0" w:type="auto"/>
+        <w:tblW w:w="10204" w:type="dxa"/>
+        <w:tblInd w:w="-598" w:type="dxa"/>
         <w:tblLook w:val="04A0" w:firstRow="1" w:lastRow="0" w:firstColumn="1" w:lastColumn="0" w:noHBand="0" w:noVBand="1"/>
       </w:tblPr>
       <w:tblGrid>
-        <w:gridCol w:w="1461"/>
-        <w:gridCol w:w="1148"/>
-        <w:gridCol w:w="1481"/>
-        <w:gridCol w:w="1129"/>
-        <w:gridCol w:w="1207"/>
-        <w:gridCol w:w="1205"/>
-        <w:gridCol w:w="1385"/>
+        <w:gridCol w:w="1659"/>
+        <w:gridCol w:w="1295"/>
+        <w:gridCol w:w="1681"/>
+        <w:gridCol w:w="1273"/>
+        <w:gridCol w:w="1364"/>
+        <w:gridCol w:w="1362"/>
+        <w:gridCol w:w="1570"/>
       </w:tblGrid>
       <w:tr>
+        <w:trPr>
+          <w:trHeight w:val="825"/>
+        </w:trPr>
         <w:tc>
           <w:tcPr>
             <w:tcW w:w="0" w:type="auto"/>
@@ -29417,7 +29426,7 @@
         </w:tc>
         <w:tc>
           <w:tcPr>
-            <w:tcW w:w="0" w:type="auto"/>
+            <w:tcW w:w="1364" w:type="dxa"/>
             <w:hideMark/>
           </w:tcPr>
           <w:p>
@@ -29438,7 +29447,7 @@
         </w:tc>
         <w:tc>
           <w:tcPr>
-            <w:tcW w:w="0" w:type="auto"/>
+            <w:tcW w:w="1362" w:type="dxa"/>
             <w:hideMark/>
           </w:tcPr>
           <w:p>
@@ -29480,6 +29489,9 @@
         </w:tc>
       </w:tr>
       <w:tr>
+        <w:trPr>
+          <w:trHeight w:val="1096"/>
+        </w:trPr>
         <w:tc>
           <w:tcPr>
             <w:tcW w:w="0" w:type="auto"/>
@@ -29560,7 +29572,7 @@
         </w:tc>
         <w:tc>
           <w:tcPr>
-            <w:tcW w:w="0" w:type="auto"/>
+            <w:tcW w:w="1364" w:type="dxa"/>
             <w:hideMark/>
           </w:tcPr>
           <w:p>
@@ -29614,7 +29626,7 @@
         </w:tc>
         <w:tc>
           <w:tcPr>
-            <w:tcW w:w="0" w:type="auto"/>
+            <w:tcW w:w="1362" w:type="dxa"/>
             <w:hideMark/>
           </w:tcPr>
           <w:p>
@@ -29679,6 +29691,9 @@
         </w:tc>
       </w:tr>
       <w:tr>
+        <w:trPr>
+          <w:trHeight w:val="1108"/>
+        </w:trPr>
         <w:tc>
           <w:tcPr>
             <w:tcW w:w="0" w:type="auto"/>
@@ -29755,7 +29770,7 @@
         </w:tc>
         <w:tc>
           <w:tcPr>
-            <w:tcW w:w="0" w:type="auto"/>
+            <w:tcW w:w="1364" w:type="dxa"/>
             <w:hideMark/>
           </w:tcPr>
           <w:p>
@@ -29809,7 +29824,7 @@
         </w:tc>
         <w:tc>
           <w:tcPr>
-            <w:tcW w:w="0" w:type="auto"/>
+            <w:tcW w:w="1362" w:type="dxa"/>
             <w:hideMark/>
           </w:tcPr>
           <w:p>
@@ -29855,6 +29870,9 @@
         </w:tc>
       </w:tr>
       <w:tr>
+        <w:trPr>
+          <w:trHeight w:val="1096"/>
+        </w:trPr>
         <w:tc>
           <w:tcPr>
             <w:tcW w:w="0" w:type="auto"/>
@@ -29931,7 +29949,7 @@
         </w:tc>
         <w:tc>
           <w:tcPr>
-            <w:tcW w:w="0" w:type="auto"/>
+            <w:tcW w:w="1364" w:type="dxa"/>
             <w:hideMark/>
           </w:tcPr>
           <w:p>
@@ -29985,7 +30003,7 @@
         </w:tc>
         <w:tc>
           <w:tcPr>
-            <w:tcW w:w="0" w:type="auto"/>
+            <w:tcW w:w="1362" w:type="dxa"/>
             <w:hideMark/>
           </w:tcPr>
           <w:p>
@@ -30031,6 +30049,9 @@
         </w:tc>
       </w:tr>
       <w:tr>
+        <w:trPr>
+          <w:trHeight w:val="1650"/>
+        </w:trPr>
         <w:tc>
           <w:tcPr>
             <w:tcW w:w="0" w:type="auto"/>
@@ -30099,7 +30120,7 @@
         </w:tc>
         <w:tc>
           <w:tcPr>
-            <w:tcW w:w="0" w:type="auto"/>
+            <w:tcW w:w="1364" w:type="dxa"/>
             <w:hideMark/>
           </w:tcPr>
           <w:p>
@@ -30153,7 +30174,7 @@
         </w:tc>
         <w:tc>
           <w:tcPr>
-            <w:tcW w:w="0" w:type="auto"/>
+            <w:tcW w:w="1362" w:type="dxa"/>
             <w:hideMark/>
           </w:tcPr>
           <w:p>
@@ -30199,6 +30220,9 @@
         </w:tc>
       </w:tr>
       <w:tr>
+        <w:trPr>
+          <w:trHeight w:val="825"/>
+        </w:trPr>
         <w:tc>
           <w:tcPr>
             <w:tcW w:w="0" w:type="auto"/>
@@ -30275,7 +30299,7 @@
         </w:tc>
         <w:tc>
           <w:tcPr>
-            <w:tcW w:w="0" w:type="auto"/>
+            <w:tcW w:w="1364" w:type="dxa"/>
             <w:hideMark/>
           </w:tcPr>
           <w:p>
@@ -30373,7 +30397,7 @@
         </w:tc>
         <w:tc>
           <w:tcPr>
-            <w:tcW w:w="0" w:type="auto"/>
+            <w:tcW w:w="1362" w:type="dxa"/>
             <w:hideMark/>
           </w:tcPr>
           <w:p>
@@ -30395,6 +30419,9 @@
         </w:tc>
       </w:tr>
       <w:tr>
+        <w:trPr>
+          <w:trHeight w:val="825"/>
+        </w:trPr>
         <w:tc>
           <w:tcPr>
             <w:tcW w:w="0" w:type="auto"/>
@@ -30463,7 +30490,7 @@
         </w:tc>
         <w:tc>
           <w:tcPr>
-            <w:tcW w:w="0" w:type="auto"/>
+            <w:tcW w:w="1364" w:type="dxa"/>
             <w:hideMark/>
           </w:tcPr>
           <w:p>
@@ -30517,7 +30544,7 @@
         </w:tc>
         <w:tc>
           <w:tcPr>
-            <w:tcW w:w="0" w:type="auto"/>
+            <w:tcW w:w="1362" w:type="dxa"/>
             <w:hideMark/>
           </w:tcPr>
           <w:p>
@@ -31262,6 +31289,286 @@
         </w:rPr>
       </w:pPr>
     </w:p>
+    <w:p>
+      <w:pPr>
+        <w:pStyle w:val="Heading2"/>
+      </w:pPr>
+      <w:r>
+        <w:lastRenderedPageBreak/>
+        <w:t>Constraint Satisfaction Problems (CSP) in AI</w:t>
+      </w:r>
+    </w:p>
+    <w:p>
+      <w:pPr>
+        <w:rPr>
+          <w:sz w:val="24"/>
+          <w:szCs w:val="32"/>
+        </w:rPr>
+      </w:pPr>
+    </w:p>
+    <w:p>
+      <w:r>
+        <w:t>A Constraint Satisfaction Problem is a mathematical problem where the objective is to assign values to variables such that all the constraints are satisfied.</w:t>
+      </w:r>
+    </w:p>
+    <w:p>
+      <w:r>
+        <w:t xml:space="preserve">Many </w:t>
+      </w:r>
+      <w:hyperlink r:id="rId11" w:tgtFrame="_blank" w:history="1">
+        <w:r>
+          <w:rPr>
+            <w:rStyle w:val="Hyperlink"/>
+          </w:rPr>
+          <w:t>AI</w:t>
+        </w:r>
+      </w:hyperlink>
+      <w:r>
+        <w:t xml:space="preserve"> applications use CSPs to solve decision-making problems. Common applications of CSPs include:</w:t>
+      </w:r>
+    </w:p>
+    <w:p>
+      <w:pPr>
+        <w:numPr>
+          <w:ilvl w:val="0"/>
+          <w:numId w:val="33"/>
+        </w:numPr>
+      </w:pPr>
+      <w:r>
+        <w:rPr>
+          <w:b/>
+          <w:bCs/>
+        </w:rPr>
+        <w:t>Scheduling:</w:t>
+      </w:r>
+      <w:r>
+        <w:t> It assigns resources like employees or equipment while respecting time and availability constraints.</w:t>
+      </w:r>
+    </w:p>
+    <w:p>
+      <w:pPr>
+        <w:numPr>
+          <w:ilvl w:val="0"/>
+          <w:numId w:val="34"/>
+        </w:numPr>
+      </w:pPr>
+      <w:r>
+        <w:rPr>
+          <w:b/>
+          <w:bCs/>
+        </w:rPr>
+        <w:t>Planning:</w:t>
+      </w:r>
+      <w:r>
+        <w:t> Organize tasks with specific deadlines or sequences.</w:t>
+      </w:r>
+    </w:p>
+    <w:p>
+      <w:pPr>
+        <w:numPr>
+          <w:ilvl w:val="0"/>
+          <w:numId w:val="35"/>
+        </w:numPr>
+      </w:pPr>
+      <w:r>
+        <w:rPr>
+          <w:b/>
+          <w:bCs/>
+        </w:rPr>
+        <w:t>Resource Allocation:</w:t>
+      </w:r>
+      <w:r>
+        <w:t> Distributing resources efficiently without overuse</w:t>
+      </w:r>
+    </w:p>
+    <w:p>
+      <w:pPr>
+        <w:rPr>
+          <w:b/>
+          <w:bCs/>
+        </w:rPr>
+      </w:pPr>
+      <w:r>
+        <w:rPr>
+          <w:b/>
+          <w:bCs/>
+        </w:rPr>
+        <w:t>Components</w:t>
+      </w:r>
+    </w:p>
+    <w:p>
+      <w:r>
+        <w:rPr>
+          <w:b/>
+          <w:bCs/>
+        </w:rPr>
+        <w:t>1. Variables:</w:t>
+      </w:r>
+      <w:r>
+        <w:t xml:space="preserve"> Things we need to find values for. For example, in a Sudoku puzzle each empty cell is a variable that needs a number.</w:t>
+      </w:r>
+    </w:p>
+    <w:p>
+      <w:r>
+        <w:rPr>
+          <w:b/>
+          <w:bCs/>
+        </w:rPr>
+        <w:t>2. Domains:</w:t>
+      </w:r>
+      <w:r>
+        <w:t xml:space="preserve"> The set of possible values that a variable can have. In Sudoku the domain for each cell is the numbers 1 to 9.</w:t>
+      </w:r>
+    </w:p>
+    <w:p>
+      <w:r>
+        <w:rPr>
+          <w:b/>
+          <w:bCs/>
+        </w:rPr>
+        <w:t>3. Constraints:</w:t>
+      </w:r>
+      <w:r>
+        <w:t xml:space="preserve"> The rules that restrict how variables can be assigned values. There are different types of constraints:</w:t>
+      </w:r>
+    </w:p>
+    <w:p>
+      <w:pPr>
+        <w:numPr>
+          <w:ilvl w:val="0"/>
+          <w:numId w:val="36"/>
+        </w:numPr>
+      </w:pPr>
+      <w:r>
+        <w:rPr>
+          <w:b/>
+          <w:bCs/>
+        </w:rPr>
+        <w:t>Unary:</w:t>
+      </w:r>
+      <w:r>
+        <w:t xml:space="preserve"> Apply to a single variable like "this cell cannot be 5".</w:t>
+      </w:r>
+    </w:p>
+    <w:p>
+      <w:pPr>
+        <w:numPr>
+          <w:ilvl w:val="0"/>
+          <w:numId w:val="37"/>
+        </w:numPr>
+      </w:pPr>
+      <w:r>
+        <w:rPr>
+          <w:b/>
+          <w:bCs/>
+        </w:rPr>
+        <w:t>Binary: I</w:t>
+      </w:r>
+      <w:r>
+        <w:t>nvolve two variables like "these two cells cannot have the same number".</w:t>
+      </w:r>
+    </w:p>
+    <w:p>
+      <w:pPr>
+        <w:numPr>
+          <w:ilvl w:val="0"/>
+          <w:numId w:val="38"/>
+        </w:numPr>
+      </w:pPr>
+      <w:r>
+        <w:rPr>
+          <w:b/>
+          <w:bCs/>
+        </w:rPr>
+        <w:t>Higher-order:</w:t>
+      </w:r>
+      <w:r>
+        <w:t xml:space="preserve"> Involve three or more variables like "each row in Sudoku must have all numbers from 1 to 9 without repetition".</w:t>
+      </w:r>
+    </w:p>
+    <w:p>
+      <w:pPr>
+        <w:rPr>
+          <w:b/>
+          <w:bCs/>
+        </w:rPr>
+      </w:pPr>
+      <w:r>
+        <w:rPr>
+          <w:b/>
+          <w:bCs/>
+        </w:rPr>
+        <w:t>Types</w:t>
+      </w:r>
+    </w:p>
+    <w:p>
+      <w:r>
+        <w:t>CSPs can be classified based on the number and importance of their constraints:</w:t>
+      </w:r>
+    </w:p>
+    <w:p>
+      <w:pPr>
+        <w:numPr>
+          <w:ilvl w:val="0"/>
+          <w:numId w:val="39"/>
+        </w:numPr>
+      </w:pPr>
+      <w:r>
+        <w:rPr>
+          <w:b/>
+          <w:bCs/>
+        </w:rPr>
+        <w:t>Binary CSPs</w:t>
+      </w:r>
+      <w:r>
+        <w:t>: Each constraint involves only two variables. Like in a scheduling problem the constraint could specify that task A must be completed before task B.</w:t>
+      </w:r>
+    </w:p>
+    <w:p>
+      <w:pPr>
+        <w:numPr>
+          <w:ilvl w:val="0"/>
+          <w:numId w:val="40"/>
+        </w:numPr>
+      </w:pPr>
+      <w:r>
+        <w:rPr>
+          <w:b/>
+          <w:bCs/>
+        </w:rPr>
+        <w:t>Non-Binary CSPs</w:t>
+      </w:r>
+      <w:r>
+        <w:t xml:space="preserve">: Involve more than two variables. For </w:t>
+      </w:r>
+      <w:proofErr w:type="gramStart"/>
+      <w:r>
+        <w:t>instance</w:t>
+      </w:r>
+      <w:proofErr w:type="gramEnd"/>
+      <w:r>
+        <w:t xml:space="preserve"> in a seating arrangement problem a constraint could state that three people cannot sit next to each other.</w:t>
+      </w:r>
+    </w:p>
+    <w:p>
+      <w:pPr>
+        <w:numPr>
+          <w:ilvl w:val="0"/>
+          <w:numId w:val="41"/>
+        </w:numPr>
+      </w:pPr>
+      <w:r>
+        <w:rPr>
+          <w:b/>
+          <w:bCs/>
+        </w:rPr>
+        <w:t>Hard and Soft Constraints</w:t>
+      </w:r>
+      <w:r>
+        <w:t>: Hard constraints must be strictly satisfied while soft constraints can be violated but at a certain cost. This is often used in real-world applications where not all constraints are equally important.</w:t>
+      </w:r>
+    </w:p>
+    <w:p/>
     <w:sectPr>
       <w:pgSz w:w="11906" w:h="16838"/>
       <w:pgMar w:top="1440" w:right="1440" w:bottom="1440" w:left="1440" w:header="708" w:footer="708" w:gutter="0"/>
@@ -32097,6 +32404,155 @@
     </w:lvl>
   </w:abstractNum>
   <w:abstractNum w:abstractNumId="6" w15:restartNumberingAfterBreak="0">
+    <w:nsid w:val="10750F0C"/>
+    <w:multiLevelType w:val="multilevel"/>
+    <w:tmpl w:val="F0A4869C"/>
+    <w:lvl w:ilvl="0">
+      <w:start w:val="1"/>
+      <w:numFmt w:val="bullet"/>
+      <w:lvlText w:val=""/>
+      <w:lvlJc w:val="left"/>
+      <w:pPr>
+        <w:tabs>
+          <w:tab w:val="num" w:pos="720"/>
+        </w:tabs>
+        <w:ind w:left="720" w:hanging="360"/>
+      </w:pPr>
+      <w:rPr>
+        <w:rFonts w:ascii="Symbol" w:hAnsi="Symbol" w:hint="default"/>
+        <w:sz w:val="20"/>
+      </w:rPr>
+    </w:lvl>
+    <w:lvl w:ilvl="1" w:tentative="1">
+      <w:start w:val="1"/>
+      <w:numFmt w:val="bullet"/>
+      <w:lvlText w:val=""/>
+      <w:lvlJc w:val="left"/>
+      <w:pPr>
+        <w:tabs>
+          <w:tab w:val="num" w:pos="1440"/>
+        </w:tabs>
+        <w:ind w:left="1440" w:hanging="360"/>
+      </w:pPr>
+      <w:rPr>
+        <w:rFonts w:ascii="Symbol" w:hAnsi="Symbol" w:hint="default"/>
+        <w:sz w:val="20"/>
+      </w:rPr>
+    </w:lvl>
+    <w:lvl w:ilvl="2" w:tentative="1">
+      <w:start w:val="1"/>
+      <w:numFmt w:val="bullet"/>
+      <w:lvlText w:val=""/>
+      <w:lvlJc w:val="left"/>
+      <w:pPr>
+        <w:tabs>
+          <w:tab w:val="num" w:pos="2160"/>
+        </w:tabs>
+        <w:ind w:left="2160" w:hanging="360"/>
+      </w:pPr>
+      <w:rPr>
+        <w:rFonts w:ascii="Symbol" w:hAnsi="Symbol" w:hint="default"/>
+        <w:sz w:val="20"/>
+      </w:rPr>
+    </w:lvl>
+    <w:lvl w:ilvl="3" w:tentative="1">
+      <w:start w:val="1"/>
+      <w:numFmt w:val="bullet"/>
+      <w:lvlText w:val=""/>
+      <w:lvlJc w:val="left"/>
+      <w:pPr>
+        <w:tabs>
+          <w:tab w:val="num" w:pos="2880"/>
+        </w:tabs>
+        <w:ind w:left="2880" w:hanging="360"/>
+      </w:pPr>
+      <w:rPr>
+        <w:rFonts w:ascii="Symbol" w:hAnsi="Symbol" w:hint="default"/>
+        <w:sz w:val="20"/>
+      </w:rPr>
+    </w:lvl>
+    <w:lvl w:ilvl="4" w:tentative="1">
+      <w:start w:val="1"/>
+      <w:numFmt w:val="bullet"/>
+      <w:lvlText w:val=""/>
+      <w:lvlJc w:val="left"/>
+      <w:pPr>
+        <w:tabs>
+          <w:tab w:val="num" w:pos="3600"/>
+        </w:tabs>
+        <w:ind w:left="3600" w:hanging="360"/>
+      </w:pPr>
+      <w:rPr>
+        <w:rFonts w:ascii="Symbol" w:hAnsi="Symbol" w:hint="default"/>
+        <w:sz w:val="20"/>
+      </w:rPr>
+    </w:lvl>
+    <w:lvl w:ilvl="5" w:tentative="1">
+      <w:start w:val="1"/>
+      <w:numFmt w:val="bullet"/>
+      <w:lvlText w:val=""/>
+      <w:lvlJc w:val="left"/>
+      <w:pPr>
+        <w:tabs>
+          <w:tab w:val="num" w:pos="4320"/>
+        </w:tabs>
+        <w:ind w:left="4320" w:hanging="360"/>
+      </w:pPr>
+      <w:rPr>
+        <w:rFonts w:ascii="Symbol" w:hAnsi="Symbol" w:hint="default"/>
+        <w:sz w:val="20"/>
+      </w:rPr>
+    </w:lvl>
+    <w:lvl w:ilvl="6" w:tentative="1">
+      <w:start w:val="1"/>
+      <w:numFmt w:val="bullet"/>
+      <w:lvlText w:val=""/>
+      <w:lvlJc w:val="left"/>
+      <w:pPr>
+        <w:tabs>
+          <w:tab w:val="num" w:pos="5040"/>
+        </w:tabs>
+        <w:ind w:left="5040" w:hanging="360"/>
+      </w:pPr>
+      <w:rPr>
+        <w:rFonts w:ascii="Symbol" w:hAnsi="Symbol" w:hint="default"/>
+        <w:sz w:val="20"/>
+      </w:rPr>
+    </w:lvl>
+    <w:lvl w:ilvl="7" w:tentative="1">
+      <w:start w:val="1"/>
+      <w:numFmt w:val="bullet"/>
+      <w:lvlText w:val=""/>
+      <w:lvlJc w:val="left"/>
+      <w:pPr>
+        <w:tabs>
+          <w:tab w:val="num" w:pos="5760"/>
+        </w:tabs>
+        <w:ind w:left="5760" w:hanging="360"/>
+      </w:pPr>
+      <w:rPr>
+        <w:rFonts w:ascii="Symbol" w:hAnsi="Symbol" w:hint="default"/>
+        <w:sz w:val="20"/>
+      </w:rPr>
+    </w:lvl>
+    <w:lvl w:ilvl="8" w:tentative="1">
+      <w:start w:val="1"/>
+      <w:numFmt w:val="bullet"/>
+      <w:lvlText w:val=""/>
+      <w:lvlJc w:val="left"/>
+      <w:pPr>
+        <w:tabs>
+          <w:tab w:val="num" w:pos="6480"/>
+        </w:tabs>
+        <w:ind w:left="6480" w:hanging="360"/>
+      </w:pPr>
+      <w:rPr>
+        <w:rFonts w:ascii="Symbol" w:hAnsi="Symbol" w:hint="default"/>
+        <w:sz w:val="20"/>
+      </w:rPr>
+    </w:lvl>
+  </w:abstractNum>
+  <w:abstractNum w:abstractNumId="7" w15:restartNumberingAfterBreak="0">
     <w:nsid w:val="120508EB"/>
     <w:multiLevelType w:val="multilevel"/>
     <w:tmpl w:val="83C6AE0E"/>
@@ -32245,7 +32701,7 @@
       </w:rPr>
     </w:lvl>
   </w:abstractNum>
-  <w:abstractNum w:abstractNumId="7" w15:restartNumberingAfterBreak="0">
+  <w:abstractNum w:abstractNumId="8" w15:restartNumberingAfterBreak="0">
     <w:nsid w:val="12CA06CA"/>
     <w:multiLevelType w:val="multilevel"/>
     <w:tmpl w:val="35382D26"/>
@@ -32394,7 +32850,120 @@
       </w:rPr>
     </w:lvl>
   </w:abstractNum>
-  <w:abstractNum w:abstractNumId="8" w15:restartNumberingAfterBreak="0">
+  <w:abstractNum w:abstractNumId="9" w15:restartNumberingAfterBreak="0">
+    <w:nsid w:val="16CF256A"/>
+    <w:multiLevelType w:val="multilevel"/>
+    <w:tmpl w:val="19043456"/>
+    <w:lvl w:ilvl="0">
+      <w:start w:val="1"/>
+      <w:numFmt w:val="decimal"/>
+      <w:lvlText w:val="%1."/>
+      <w:lvlJc w:val="left"/>
+      <w:pPr>
+        <w:tabs>
+          <w:tab w:val="num" w:pos="720"/>
+        </w:tabs>
+        <w:ind w:left="720" w:hanging="360"/>
+      </w:pPr>
+    </w:lvl>
+    <w:lvl w:ilvl="1" w:tentative="1">
+      <w:start w:val="1"/>
+      <w:numFmt w:val="decimal"/>
+      <w:lvlText w:val="%2."/>
+      <w:lvlJc w:val="left"/>
+      <w:pPr>
+        <w:tabs>
+          <w:tab w:val="num" w:pos="1440"/>
+        </w:tabs>
+        <w:ind w:left="1440" w:hanging="360"/>
+      </w:pPr>
+    </w:lvl>
+    <w:lvl w:ilvl="2" w:tentative="1">
+      <w:start w:val="1"/>
+      <w:numFmt w:val="decimal"/>
+      <w:lvlText w:val="%3."/>
+      <w:lvlJc w:val="left"/>
+      <w:pPr>
+        <w:tabs>
+          <w:tab w:val="num" w:pos="2160"/>
+        </w:tabs>
+        <w:ind w:left="2160" w:hanging="360"/>
+      </w:pPr>
+    </w:lvl>
+    <w:lvl w:ilvl="3" w:tentative="1">
+      <w:start w:val="1"/>
+      <w:numFmt w:val="decimal"/>
+      <w:lvlText w:val="%4."/>
+      <w:lvlJc w:val="left"/>
+      <w:pPr>
+        <w:tabs>
+          <w:tab w:val="num" w:pos="2880"/>
+        </w:tabs>
+        <w:ind w:left="2880" w:hanging="360"/>
+      </w:pPr>
+    </w:lvl>
+    <w:lvl w:ilvl="4" w:tentative="1">
+      <w:start w:val="1"/>
+      <w:numFmt w:val="decimal"/>
+      <w:lvlText w:val="%5."/>
+      <w:lvlJc w:val="left"/>
+      <w:pPr>
+        <w:tabs>
+          <w:tab w:val="num" w:pos="3600"/>
+        </w:tabs>
+        <w:ind w:left="3600" w:hanging="360"/>
+      </w:pPr>
+    </w:lvl>
+    <w:lvl w:ilvl="5" w:tentative="1">
+      <w:start w:val="1"/>
+      <w:numFmt w:val="decimal"/>
+      <w:lvlText w:val="%6."/>
+      <w:lvlJc w:val="left"/>
+      <w:pPr>
+        <w:tabs>
+          <w:tab w:val="num" w:pos="4320"/>
+        </w:tabs>
+        <w:ind w:left="4320" w:hanging="360"/>
+      </w:pPr>
+    </w:lvl>
+    <w:lvl w:ilvl="6" w:tentative="1">
+      <w:start w:val="1"/>
+      <w:numFmt w:val="decimal"/>
+      <w:lvlText w:val="%7."/>
+      <w:lvlJc w:val="left"/>
+      <w:pPr>
+        <w:tabs>
+          <w:tab w:val="num" w:pos="5040"/>
+        </w:tabs>
+        <w:ind w:left="5040" w:hanging="360"/>
+      </w:pPr>
+    </w:lvl>
+    <w:lvl w:ilvl="7" w:tentative="1">
+      <w:start w:val="1"/>
+      <w:numFmt w:val="decimal"/>
+      <w:lvlText w:val="%8."/>
+      <w:lvlJc w:val="left"/>
+      <w:pPr>
+        <w:tabs>
+          <w:tab w:val="num" w:pos="5760"/>
+        </w:tabs>
+        <w:ind w:left="5760" w:hanging="360"/>
+      </w:pPr>
+    </w:lvl>
+    <w:lvl w:ilvl="8" w:tentative="1">
+      <w:start w:val="1"/>
+      <w:numFmt w:val="decimal"/>
+      <w:lvlText w:val="%9."/>
+      <w:lvlJc w:val="left"/>
+      <w:pPr>
+        <w:tabs>
+          <w:tab w:val="num" w:pos="6480"/>
+        </w:tabs>
+        <w:ind w:left="6480" w:hanging="360"/>
+      </w:pPr>
+    </w:lvl>
+  </w:abstractNum>
+  <w:abstractNum w:abstractNumId="10" w15:restartNumberingAfterBreak="0">
     <w:nsid w:val="20CE2FED"/>
     <w:multiLevelType w:val="multilevel"/>
     <w:tmpl w:val="89DEAF24"/>
@@ -32543,7 +33112,7 @@
       </w:rPr>
     </w:lvl>
   </w:abstractNum>
-  <w:abstractNum w:abstractNumId="9" w15:restartNumberingAfterBreak="0">
+  <w:abstractNum w:abstractNumId="11" w15:restartNumberingAfterBreak="0">
     <w:nsid w:val="216A0AA5"/>
     <w:multiLevelType w:val="multilevel"/>
     <w:tmpl w:val="03DC8F96"/>
@@ -32692,7 +33261,7 @@
       </w:rPr>
     </w:lvl>
   </w:abstractNum>
-  <w:abstractNum w:abstractNumId="10" w15:restartNumberingAfterBreak="0">
+  <w:abstractNum w:abstractNumId="12" w15:restartNumberingAfterBreak="0">
     <w:nsid w:val="2BE820B2"/>
     <w:multiLevelType w:val="multilevel"/>
     <w:tmpl w:val="0378646A"/>
@@ -32841,7 +33410,7 @@
       </w:rPr>
     </w:lvl>
   </w:abstractNum>
-  <w:abstractNum w:abstractNumId="11" w15:restartNumberingAfterBreak="0">
+  <w:abstractNum w:abstractNumId="13" w15:restartNumberingAfterBreak="0">
     <w:nsid w:val="2F272CD4"/>
     <w:multiLevelType w:val="multilevel"/>
     <w:tmpl w:val="E33C2050"/>
@@ -32990,7 +33559,7 @@
       </w:rPr>
     </w:lvl>
   </w:abstractNum>
-  <w:abstractNum w:abstractNumId="12" w15:restartNumberingAfterBreak="0">
+  <w:abstractNum w:abstractNumId="14" w15:restartNumberingAfterBreak="0">
     <w:nsid w:val="2FD665B1"/>
     <w:multiLevelType w:val="multilevel"/>
     <w:tmpl w:val="0C126F4A"/>
@@ -33139,7 +33708,7 @@
       </w:rPr>
     </w:lvl>
   </w:abstractNum>
-  <w:abstractNum w:abstractNumId="13" w15:restartNumberingAfterBreak="0">
+  <w:abstractNum w:abstractNumId="15" w15:restartNumberingAfterBreak="0">
     <w:nsid w:val="30E0335C"/>
     <w:multiLevelType w:val="multilevel"/>
     <w:tmpl w:val="0A02565C"/>
@@ -33288,7 +33857,7 @@
       </w:rPr>
     </w:lvl>
   </w:abstractNum>
-  <w:abstractNum w:abstractNumId="14" w15:restartNumberingAfterBreak="0">
+  <w:abstractNum w:abstractNumId="16" w15:restartNumberingAfterBreak="0">
     <w:nsid w:val="31F95477"/>
     <w:multiLevelType w:val="multilevel"/>
     <w:tmpl w:val="63EA6594"/>
@@ -33437,7 +34006,7 @@
       </w:rPr>
     </w:lvl>
   </w:abstractNum>
-  <w:abstractNum w:abstractNumId="15" w15:restartNumberingAfterBreak="0">
+  <w:abstractNum w:abstractNumId="17" w15:restartNumberingAfterBreak="0">
     <w:nsid w:val="3BFA3169"/>
     <w:multiLevelType w:val="multilevel"/>
     <w:tmpl w:val="7FAA34CC"/>
@@ -33586,7 +34155,7 @@
       </w:rPr>
     </w:lvl>
   </w:abstractNum>
-  <w:abstractNum w:abstractNumId="16" w15:restartNumberingAfterBreak="0">
+  <w:abstractNum w:abstractNumId="18" w15:restartNumberingAfterBreak="0">
     <w:nsid w:val="3DDD012B"/>
     <w:multiLevelType w:val="multilevel"/>
     <w:tmpl w:val="D89C9BCC"/>
@@ -33735,7 +34304,7 @@
       </w:rPr>
     </w:lvl>
   </w:abstractNum>
-  <w:abstractNum w:abstractNumId="17" w15:restartNumberingAfterBreak="0">
+  <w:abstractNum w:abstractNumId="19" w15:restartNumberingAfterBreak="0">
     <w:nsid w:val="42502BEA"/>
     <w:multiLevelType w:val="multilevel"/>
     <w:tmpl w:val="DE90C954"/>
@@ -33884,7 +34453,7 @@
       </w:rPr>
     </w:lvl>
   </w:abstractNum>
-  <w:abstractNum w:abstractNumId="18" w15:restartNumberingAfterBreak="0">
+  <w:abstractNum w:abstractNumId="20" w15:restartNumberingAfterBreak="0">
     <w:nsid w:val="45451F8E"/>
     <w:multiLevelType w:val="multilevel"/>
     <w:tmpl w:val="6854DE82"/>
@@ -34033,7 +34602,7 @@
       </w:rPr>
     </w:lvl>
   </w:abstractNum>
-  <w:abstractNum w:abstractNumId="19" w15:restartNumberingAfterBreak="0">
+  <w:abstractNum w:abstractNumId="21" w15:restartNumberingAfterBreak="0">
     <w:nsid w:val="4C90044F"/>
     <w:multiLevelType w:val="multilevel"/>
     <w:tmpl w:val="DC8EC0B4"/>
@@ -34182,7 +34751,7 @@
       </w:rPr>
     </w:lvl>
   </w:abstractNum>
-  <w:abstractNum w:abstractNumId="20" w15:restartNumberingAfterBreak="0">
+  <w:abstractNum w:abstractNumId="22" w15:restartNumberingAfterBreak="0">
     <w:nsid w:val="5A606D2A"/>
     <w:multiLevelType w:val="multilevel"/>
     <w:tmpl w:val="6458E206"/>
@@ -34331,7 +34900,7 @@
       </w:rPr>
     </w:lvl>
   </w:abstractNum>
-  <w:abstractNum w:abstractNumId="21" w15:restartNumberingAfterBreak="0">
+  <w:abstractNum w:abstractNumId="23" w15:restartNumberingAfterBreak="0">
     <w:nsid w:val="5BCB3496"/>
     <w:multiLevelType w:val="multilevel"/>
     <w:tmpl w:val="21506BD6"/>
@@ -34480,7 +35049,7 @@
       </w:rPr>
     </w:lvl>
   </w:abstractNum>
-  <w:abstractNum w:abstractNumId="22" w15:restartNumberingAfterBreak="0">
+  <w:abstractNum w:abstractNumId="24" w15:restartNumberingAfterBreak="0">
     <w:nsid w:val="5C6D14FC"/>
     <w:multiLevelType w:val="multilevel"/>
     <w:tmpl w:val="6CF8EBDE"/>
@@ -34629,7 +35198,7 @@
       </w:rPr>
     </w:lvl>
   </w:abstractNum>
-  <w:abstractNum w:abstractNumId="23" w15:restartNumberingAfterBreak="0">
+  <w:abstractNum w:abstractNumId="25" w15:restartNumberingAfterBreak="0">
     <w:nsid w:val="60532DAD"/>
     <w:multiLevelType w:val="multilevel"/>
     <w:tmpl w:val="F070C290"/>
@@ -34778,7 +35347,7 @@
       </w:rPr>
     </w:lvl>
   </w:abstractNum>
-  <w:abstractNum w:abstractNumId="24" w15:restartNumberingAfterBreak="0">
+  <w:abstractNum w:abstractNumId="26" w15:restartNumberingAfterBreak="0">
     <w:nsid w:val="6AF74E6E"/>
     <w:multiLevelType w:val="multilevel"/>
     <w:tmpl w:val="13389BEC"/>
@@ -34927,7 +35496,7 @@
       </w:rPr>
     </w:lvl>
   </w:abstractNum>
-  <w:abstractNum w:abstractNumId="25" w15:restartNumberingAfterBreak="0">
+  <w:abstractNum w:abstractNumId="27" w15:restartNumberingAfterBreak="0">
     <w:nsid w:val="6E7B2E6E"/>
     <w:multiLevelType w:val="multilevel"/>
     <w:tmpl w:val="C54A4E7C"/>
@@ -35076,7 +35645,7 @@
       </w:rPr>
     </w:lvl>
   </w:abstractNum>
-  <w:abstractNum w:abstractNumId="26" w15:restartNumberingAfterBreak="0">
+  <w:abstractNum w:abstractNumId="28" w15:restartNumberingAfterBreak="0">
     <w:nsid w:val="703442EB"/>
     <w:multiLevelType w:val="multilevel"/>
     <w:tmpl w:val="D35C27EA"/>
@@ -35225,7 +35794,7 @@
       </w:rPr>
     </w:lvl>
   </w:abstractNum>
-  <w:abstractNum w:abstractNumId="27" w15:restartNumberingAfterBreak="0">
+  <w:abstractNum w:abstractNumId="29" w15:restartNumberingAfterBreak="0">
     <w:nsid w:val="72A03B92"/>
     <w:multiLevelType w:val="multilevel"/>
     <w:tmpl w:val="082279A4"/>
@@ -35374,7 +35943,7 @@
       </w:rPr>
     </w:lvl>
   </w:abstractNum>
-  <w:abstractNum w:abstractNumId="28" w15:restartNumberingAfterBreak="0">
+  <w:abstractNum w:abstractNumId="30" w15:restartNumberingAfterBreak="0">
     <w:nsid w:val="77432271"/>
     <w:multiLevelType w:val="multilevel"/>
     <w:tmpl w:val="2288135C"/>
@@ -35523,7 +36092,156 @@
       </w:rPr>
     </w:lvl>
   </w:abstractNum>
-  <w:abstractNum w:abstractNumId="29" w15:restartNumberingAfterBreak="0">
+  <w:abstractNum w:abstractNumId="31" w15:restartNumberingAfterBreak="0">
+    <w:nsid w:val="792C4D4E"/>
+    <w:multiLevelType w:val="multilevel"/>
+    <w:tmpl w:val="CD18AFC2"/>
+    <w:lvl w:ilvl="0">
+      <w:start w:val="1"/>
+      <w:numFmt w:val="bullet"/>
+      <w:lvlText w:val=""/>
+      <w:lvlJc w:val="left"/>
+      <w:pPr>
+        <w:tabs>
+          <w:tab w:val="num" w:pos="720"/>
+        </w:tabs>
+        <w:ind w:left="720" w:hanging="360"/>
+      </w:pPr>
+      <w:rPr>
+        <w:rFonts w:ascii="Symbol" w:hAnsi="Symbol" w:hint="default"/>
+        <w:sz w:val="20"/>
+      </w:rPr>
+    </w:lvl>
+    <w:lvl w:ilvl="1" w:tentative="1">
+      <w:start w:val="1"/>
+      <w:numFmt w:val="bullet"/>
+      <w:lvlText w:val=""/>
+      <w:lvlJc w:val="left"/>
+      <w:pPr>
+        <w:tabs>
+          <w:tab w:val="num" w:pos="1440"/>
+        </w:tabs>
+        <w:ind w:left="1440" w:hanging="360"/>
+      </w:pPr>
+      <w:rPr>
+        <w:rFonts w:ascii="Symbol" w:hAnsi="Symbol" w:hint="default"/>
+        <w:sz w:val="20"/>
+      </w:rPr>
+    </w:lvl>
+    <w:lvl w:ilvl="2" w:tentative="1">
+      <w:start w:val="1"/>
+      <w:numFmt w:val="bullet"/>
+      <w:lvlText w:val=""/>
+      <w:lvlJc w:val="left"/>
+      <w:pPr>
+        <w:tabs>
+          <w:tab w:val="num" w:pos="2160"/>
+        </w:tabs>
+        <w:ind w:left="2160" w:hanging="360"/>
+      </w:pPr>
+      <w:rPr>
+        <w:rFonts w:ascii="Symbol" w:hAnsi="Symbol" w:hint="default"/>
+        <w:sz w:val="20"/>
+      </w:rPr>
+    </w:lvl>
+    <w:lvl w:ilvl="3" w:tentative="1">
+      <w:start w:val="1"/>
+      <w:numFmt w:val="bullet"/>
+      <w:lvlText w:val=""/>
+      <w:lvlJc w:val="left"/>
+      <w:pPr>
+        <w:tabs>
+          <w:tab w:val="num" w:pos="2880"/>
+        </w:tabs>
+        <w:ind w:left="2880" w:hanging="360"/>
+      </w:pPr>
+      <w:rPr>
+        <w:rFonts w:ascii="Symbol" w:hAnsi="Symbol" w:hint="default"/>
+        <w:sz w:val="20"/>
+      </w:rPr>
+    </w:lvl>
+    <w:lvl w:ilvl="4" w:tentative="1">
+      <w:start w:val="1"/>
+      <w:numFmt w:val="bullet"/>
+      <w:lvlText w:val=""/>
+      <w:lvlJc w:val="left"/>
+      <w:pPr>
+        <w:tabs>
+          <w:tab w:val="num" w:pos="3600"/>
+        </w:tabs>
+        <w:ind w:left="3600" w:hanging="360"/>
+      </w:pPr>
+      <w:rPr>
+        <w:rFonts w:ascii="Symbol" w:hAnsi="Symbol" w:hint="default"/>
+        <w:sz w:val="20"/>
+      </w:rPr>
+    </w:lvl>
+    <w:lvl w:ilvl="5" w:tentative="1">
+      <w:start w:val="1"/>
+      <w:numFmt w:val="bullet"/>
+      <w:lvlText w:val=""/>
+      <w:lvlJc w:val="left"/>
+      <w:pPr>
+        <w:tabs>
+          <w:tab w:val="num" w:pos="4320"/>
+        </w:tabs>
+        <w:ind w:left="4320" w:hanging="360"/>
+      </w:pPr>
+      <w:rPr>
+        <w:rFonts w:ascii="Symbol" w:hAnsi="Symbol" w:hint="default"/>
+        <w:sz w:val="20"/>
+      </w:rPr>
+    </w:lvl>
+    <w:lvl w:ilvl="6" w:tentative="1">
+      <w:start w:val="1"/>
+      <w:numFmt w:val="bullet"/>
+      <w:lvlText w:val=""/>
+      <w:lvlJc w:val="left"/>
+      <w:pPr>
+        <w:tabs>
+          <w:tab w:val="num" w:pos="5040"/>
+        </w:tabs>
+        <w:ind w:left="5040" w:hanging="360"/>
+      </w:pPr>
+      <w:rPr>
+        <w:rFonts w:ascii="Symbol" w:hAnsi="Symbol" w:hint="default"/>
+        <w:sz w:val="20"/>
+      </w:rPr>
+    </w:lvl>
+    <w:lvl w:ilvl="7" w:tentative="1">
+      <w:start w:val="1"/>
+      <w:numFmt w:val="bullet"/>
+      <w:lvlText w:val=""/>
+      <w:lvlJc w:val="left"/>
+      <w:pPr>
+        <w:tabs>
+          <w:tab w:val="num" w:pos="5760"/>
+        </w:tabs>
+        <w:ind w:left="5760" w:hanging="360"/>
+      </w:pPr>
+      <w:rPr>
+        <w:rFonts w:ascii="Symbol" w:hAnsi="Symbol" w:hint="default"/>
+        <w:sz w:val="20"/>
+      </w:rPr>
+    </w:lvl>
+    <w:lvl w:ilvl="8" w:tentative="1">
+      <w:start w:val="1"/>
+      <w:numFmt w:val="bullet"/>
+      <w:lvlText w:val=""/>
+      <w:lvlJc w:val="left"/>
+      <w:pPr>
+        <w:tabs>
+          <w:tab w:val="num" w:pos="6480"/>
+        </w:tabs>
+        <w:ind w:left="6480" w:hanging="360"/>
+      </w:pPr>
+      <w:rPr>
+        <w:rFonts w:ascii="Symbol" w:hAnsi="Symbol" w:hint="default"/>
+        <w:sz w:val="20"/>
+      </w:rPr>
+    </w:lvl>
+  </w:abstractNum>
+  <w:abstractNum w:abstractNumId="32" w15:restartNumberingAfterBreak="0">
     <w:nsid w:val="7AEE4749"/>
     <w:multiLevelType w:val="multilevel"/>
     <w:tmpl w:val="04F45E6A"/>
@@ -35672,7 +36390,7 @@
       </w:rPr>
     </w:lvl>
   </w:abstractNum>
-  <w:abstractNum w:abstractNumId="30" w15:restartNumberingAfterBreak="0">
+  <w:abstractNum w:abstractNumId="33" w15:restartNumberingAfterBreak="0">
     <w:nsid w:val="7BE43D98"/>
     <w:multiLevelType w:val="multilevel"/>
     <w:tmpl w:val="51C8C256"/>
@@ -35785,7 +36503,7 @@
       </w:pPr>
     </w:lvl>
   </w:abstractNum>
-  <w:abstractNum w:abstractNumId="31" w15:restartNumberingAfterBreak="0">
+  <w:abstractNum w:abstractNumId="34" w15:restartNumberingAfterBreak="0">
     <w:nsid w:val="7D087060"/>
     <w:multiLevelType w:val="multilevel"/>
     <w:tmpl w:val="E6E0C51C"/>
@@ -35938,97 +36656,151 @@
     <w:abstractNumId w:val="1"/>
   </w:num>
   <w:num w:numId="2" w16cid:durableId="754322196">
-    <w:abstractNumId w:val="16"/>
+    <w:abstractNumId w:val="18"/>
   </w:num>
   <w:num w:numId="3" w16cid:durableId="2032219157">
-    <w:abstractNumId w:val="11"/>
+    <w:abstractNumId w:val="13"/>
   </w:num>
   <w:num w:numId="4" w16cid:durableId="1278636484">
-    <w:abstractNumId w:val="20"/>
+    <w:abstractNumId w:val="22"/>
   </w:num>
   <w:num w:numId="5" w16cid:durableId="1721585919">
-    <w:abstractNumId w:val="10"/>
+    <w:abstractNumId w:val="12"/>
   </w:num>
   <w:num w:numId="6" w16cid:durableId="918639912">
-    <w:abstractNumId w:val="31"/>
+    <w:abstractNumId w:val="34"/>
   </w:num>
   <w:num w:numId="7" w16cid:durableId="227497578">
-    <w:abstractNumId w:val="17"/>
+    <w:abstractNumId w:val="19"/>
   </w:num>
   <w:num w:numId="8" w16cid:durableId="1086999070">
+    <w:abstractNumId w:val="32"/>
+  </w:num>
+  <w:num w:numId="9" w16cid:durableId="848524852">
+    <w:abstractNumId w:val="8"/>
+  </w:num>
+  <w:num w:numId="10" w16cid:durableId="1977486686">
     <w:abstractNumId w:val="29"/>
   </w:num>
-  <w:num w:numId="9" w16cid:durableId="848524852">
+  <w:num w:numId="11" w16cid:durableId="1627543098">
     <w:abstractNumId w:val="7"/>
-  </w:num>
-  <w:num w:numId="10" w16cid:durableId="1977486686">
-    <w:abstractNumId w:val="27"/>
-  </w:num>
-  <w:num w:numId="11" w16cid:durableId="1627543098">
-    <w:abstractNumId w:val="6"/>
   </w:num>
   <w:num w:numId="12" w16cid:durableId="1951080997">
     <w:abstractNumId w:val="5"/>
   </w:num>
   <w:num w:numId="13" w16cid:durableId="461659362">
-    <w:abstractNumId w:val="19"/>
+    <w:abstractNumId w:val="21"/>
   </w:num>
   <w:num w:numId="14" w16cid:durableId="1600867572">
-    <w:abstractNumId w:val="15"/>
+    <w:abstractNumId w:val="17"/>
   </w:num>
   <w:num w:numId="15" w16cid:durableId="662703484">
-    <w:abstractNumId w:val="22"/>
+    <w:abstractNumId w:val="24"/>
   </w:num>
   <w:num w:numId="16" w16cid:durableId="1521773248">
     <w:abstractNumId w:val="4"/>
   </w:num>
   <w:num w:numId="17" w16cid:durableId="44454585">
-    <w:abstractNumId w:val="9"/>
+    <w:abstractNumId w:val="11"/>
   </w:num>
   <w:num w:numId="18" w16cid:durableId="1893997711">
-    <w:abstractNumId w:val="30"/>
+    <w:abstractNumId w:val="33"/>
   </w:num>
   <w:num w:numId="19" w16cid:durableId="1118647486">
-    <w:abstractNumId w:val="23"/>
+    <w:abstractNumId w:val="25"/>
   </w:num>
   <w:num w:numId="20" w16cid:durableId="724181441">
-    <w:abstractNumId w:val="24"/>
+    <w:abstractNumId w:val="26"/>
   </w:num>
   <w:num w:numId="21" w16cid:durableId="647979733">
-    <w:abstractNumId w:val="14"/>
+    <w:abstractNumId w:val="16"/>
   </w:num>
   <w:num w:numId="22" w16cid:durableId="24791755">
     <w:abstractNumId w:val="3"/>
   </w:num>
   <w:num w:numId="23" w16cid:durableId="849567409">
-    <w:abstractNumId w:val="13"/>
+    <w:abstractNumId w:val="15"/>
   </w:num>
   <w:num w:numId="24" w16cid:durableId="1598907578">
-    <w:abstractNumId w:val="26"/>
+    <w:abstractNumId w:val="28"/>
   </w:num>
   <w:num w:numId="25" w16cid:durableId="1991592497">
-    <w:abstractNumId w:val="12"/>
+    <w:abstractNumId w:val="14"/>
   </w:num>
   <w:num w:numId="26" w16cid:durableId="764225996">
-    <w:abstractNumId w:val="21"/>
+    <w:abstractNumId w:val="23"/>
   </w:num>
   <w:num w:numId="27" w16cid:durableId="1140685983">
-    <w:abstractNumId w:val="8"/>
+    <w:abstractNumId w:val="10"/>
   </w:num>
   <w:num w:numId="28" w16cid:durableId="1922442317">
-    <w:abstractNumId w:val="18"/>
+    <w:abstractNumId w:val="20"/>
   </w:num>
   <w:num w:numId="29" w16cid:durableId="1166168904">
     <w:abstractNumId w:val="0"/>
   </w:num>
   <w:num w:numId="30" w16cid:durableId="934478290">
-    <w:abstractNumId w:val="25"/>
+    <w:abstractNumId w:val="27"/>
   </w:num>
   <w:num w:numId="31" w16cid:durableId="2026055047">
-    <w:abstractNumId w:val="28"/>
+    <w:abstractNumId w:val="30"/>
   </w:num>
   <w:num w:numId="32" w16cid:durableId="467672244">
     <w:abstractNumId w:val="2"/>
+  </w:num>
+  <w:num w:numId="33" w16cid:durableId="1003124449">
+    <w:abstractNumId w:val="31"/>
+    <w:lvlOverride w:ilvl="0">
+      <w:startOverride w:val="1"/>
+    </w:lvlOverride>
+  </w:num>
+  <w:num w:numId="34" w16cid:durableId="1795296418">
+    <w:abstractNumId w:val="31"/>
+    <w:lvlOverride w:ilvl="0">
+      <w:startOverride w:val="2"/>
+    </w:lvlOverride>
+  </w:num>
+  <w:num w:numId="35" w16cid:durableId="770199979">
+    <w:abstractNumId w:val="31"/>
+    <w:lvlOverride w:ilvl="0">
+      <w:startOverride w:val="3"/>
+    </w:lvlOverride>
+  </w:num>
+  <w:num w:numId="36" w16cid:durableId="1605310869">
+    <w:abstractNumId w:val="6"/>
+    <w:lvlOverride w:ilvl="0">
+      <w:startOverride w:val="1"/>
+    </w:lvlOverride>
+  </w:num>
+  <w:num w:numId="37" w16cid:durableId="1032730515">
+    <w:abstractNumId w:val="6"/>
+    <w:lvlOverride w:ilvl="0">
+      <w:startOverride w:val="2"/>
+    </w:lvlOverride>
+  </w:num>
+  <w:num w:numId="38" w16cid:durableId="1642879402">
+    <w:abstractNumId w:val="6"/>
+    <w:lvlOverride w:ilvl="0">
+      <w:startOverride w:val="3"/>
+    </w:lvlOverride>
+  </w:num>
+  <w:num w:numId="39" w16cid:durableId="219369738">
+    <w:abstractNumId w:val="9"/>
+    <w:lvlOverride w:ilvl="0">
+      <w:startOverride w:val="1"/>
+    </w:lvlOverride>
+  </w:num>
+  <w:num w:numId="40" w16cid:durableId="601033567">
+    <w:abstractNumId w:val="9"/>
+    <w:lvlOverride w:ilvl="0">
+      <w:startOverride w:val="2"/>
+    </w:lvlOverride>
+  </w:num>
+  <w:num w:numId="41" w16cid:durableId="1041786038">
+    <w:abstractNumId w:val="9"/>
+    <w:lvlOverride w:ilvl="0">
+      <w:startOverride w:val="3"/>
+    </w:lvlOverride>
   </w:num>
   <w:numIdMacAtCleanup w:val="32"/>
 </w:numbering>
@@ -36967,6 +37739,29 @@
       </w:tblBorders>
     </w:tblPr>
   </w:style>
+  <w:style w:type="character" w:styleId="Hyperlink">
+    <w:name w:val="Hyperlink"/>
+    <w:basedOn w:val="DefaultParagraphFont"/>
+    <w:uiPriority w:val="99"/>
+    <w:unhideWhenUsed/>
+    <w:rsid w:val="000F0869"/>
+    <w:rPr>
+      <w:color w:val="467886" w:themeColor="hyperlink"/>
+      <w:u w:val="single"/>
+    </w:rPr>
+  </w:style>
+  <w:style w:type="character" w:styleId="UnresolvedMention">
+    <w:name w:val="Unresolved Mention"/>
+    <w:basedOn w:val="DefaultParagraphFont"/>
+    <w:uiPriority w:val="99"/>
+    <w:semiHidden/>
+    <w:unhideWhenUsed/>
+    <w:rsid w:val="000F0869"/>
+    <w:rPr>
+      <w:color w:val="605E5C"/>
+      <w:shd w:val="clear" w:color="auto" w:fill="E1DFDD"/>
+    </w:rPr>
+  </w:style>
 </w:styles>
 </file>
 
